--- a/Chiny v2.docx
+++ b/Chiny v2.docx
@@ -2,6 +2,59 @@
 <file path=word/document.xml><?xml version="1.0" encoding="utf-8"?>
 <w:document xmlns:mc="http://schemas.openxmlformats.org/markup-compatibility/2006" xmlns:o="urn:schemas-microsoft-com:office:office" xmlns:r="http://schemas.openxmlformats.org/officeDocument/2006/relationships" xmlns:m="http://schemas.openxmlformats.org/officeDocument/2006/math" xmlns:v="urn:schemas-microsoft-com:vml" xmlns:wp="http://schemas.openxmlformats.org/drawingml/2006/wordprocessingDrawing" xmlns:w10="urn:schemas-microsoft-com:office:word" xmlns:w="http://schemas.openxmlformats.org/wordprocessingml/2006/main" xmlns:wne="http://schemas.microsoft.com/office/word/2006/wordml" xmlns:sl="http://schemas.openxmlformats.org/schemaLibrary/2006/main" xmlns:a="http://schemas.openxmlformats.org/drawingml/2006/main" xmlns:pic="http://schemas.openxmlformats.org/drawingml/2006/picture" xmlns:c="http://schemas.openxmlformats.org/drawingml/2006/chart" xmlns:lc="http://schemas.openxmlformats.org/drawingml/2006/lockedCanvas" xmlns:dgm="http://schemas.openxmlformats.org/drawingml/2006/diagram" xmlns:wps="http://schemas.microsoft.com/office/word/2010/wordprocessingShape" xmlns:wpg="http://schemas.microsoft.com/office/word/2010/wordprocessingGroup" xmlns:w14="http://schemas.microsoft.com/office/word/2010/wordml" xmlns:w15="http://schemas.microsoft.com/office/word/2012/wordml" xmlns:w16="http://schemas.microsoft.com/office/word/2018/wordml" xmlns:w16cex="http://schemas.microsoft.com/office/word/2018/wordml/cex" xmlns:w16cid="http://schemas.microsoft.com/office/word/2016/wordml/cid" xmlns="http://schemas.microsoft.com/office/tasks/2019/documenttasks" xmlns:cr="http://schemas.microsoft.com/office/comments/2020/reactions">
   <w:body>
+    <w:p>
+      <w:pPr>
+        <w:pageBreakBefore w:val="0"/>
+        <w:pBdr>
+          <w:top w:space="0" w:sz="0" w:val="nil"/>
+          <w:left w:space="0" w:sz="0" w:val="nil"/>
+          <w:bottom w:space="0" w:sz="0" w:val="nil"/>
+          <w:right w:space="0" w:sz="0" w:val="nil"/>
+          <w:between w:space="0" w:sz="0" w:val="nil"/>
+        </w:pBdr>
+        <w:shd w:fill="auto" w:val="clear"/>
+        <w:rPr>
+          <w:rFonts w:ascii="Arial" w:cs="Arial" w:eastAsia="Arial" w:hAnsi="Arial"/>
+          <w:sz w:val="28"/>
+          <w:szCs w:val="28"/>
+          <w:shd w:fill="ff9900" w:val="clear"/>
+        </w:rPr>
+      </w:pPr>
+      <w:r>
+        <w:rPr>
+          <w:rFonts w:ascii="Arial" w:cs="Arial" w:eastAsia="Arial" w:hAnsi="Arial"/>
+          <w:sz w:val="28"/>
+          <w:szCs w:val="28"/>
+          <w:shd w:fill="ff9900" w:val="clear"/>
+          <w:rtl w:val="0"/>
+        </w:rPr>
+        <w:t xml:space="preserve">LAYER 0</w:t>
+      </w:r>
+    </w:p>
+    <w:p>
+      <w:pPr>
+        <w:pageBreakBefore w:val="0"/>
+        <w:pBdr>
+          <w:top w:space="0" w:sz="0" w:val="nil"/>
+          <w:left w:space="0" w:sz="0" w:val="nil"/>
+          <w:bottom w:space="0" w:sz="0" w:val="nil"/>
+          <w:right w:space="0" w:sz="0" w:val="nil"/>
+          <w:between w:space="0" w:sz="0" w:val="nil"/>
+        </w:pBdr>
+        <w:shd w:fill="auto" w:val="clear"/>
+        <w:rPr>
+          <w:rFonts w:ascii="Arial" w:cs="Arial" w:eastAsia="Arial" w:hAnsi="Arial"/>
+          <w:sz w:val="28"/>
+          <w:szCs w:val="28"/>
+          <w:highlight w:val="green"/>
+        </w:rPr>
+      </w:pPr>
+      <w:r>
+        <w:rPr>
+          <w:rtl w:val="0"/>
+        </w:rPr>
+      </w:r>
+    </w:p>
     <w:p>
       <w:pPr>
         <w:pageBreakBefore w:val="0"/>
@@ -213,96 +266,135 @@
           <w:between w:space="0" w:sz="0" w:val="nil"/>
         </w:pBdr>
         <w:shd w:fill="auto" w:val="clear"/>
+        <w:rPr>
+          <w:smallCaps w:val="0"/>
+        </w:rPr>
+      </w:pPr>
+      <w:commentRangeStart w:id="0"/>
+      <w:r>
+        <w:rPr>
+          <w:smallCaps w:val="0"/>
+          <w:rtl w:val="0"/>
+        </w:rPr>
+        <w:t xml:space="preserve">Zapraszamy </w:t>
+      </w:r>
+      <w:r>
+        <w:rPr>
+          <w:rtl w:val="0"/>
+        </w:rPr>
+        <w:t xml:space="preserve">na spacer po</w:t>
+      </w:r>
+      <w:r>
+        <w:rPr>
+          <w:smallCaps w:val="0"/>
+          <w:rtl w:val="0"/>
+        </w:rPr>
+        <w:t xml:space="preserve"> nasz</w:t>
+      </w:r>
+      <w:r>
+        <w:rPr>
+          <w:rtl w:val="0"/>
+        </w:rPr>
+        <w:t xml:space="preserve">ym</w:t>
+      </w:r>
+      <w:r>
+        <w:rPr>
+          <w:smallCaps w:val="0"/>
+          <w:rtl w:val="0"/>
+        </w:rPr>
+        <w:t xml:space="preserve"> wi</w:t>
+      </w:r>
+      <w:r>
+        <w:rPr>
+          <w:rtl w:val="0"/>
+        </w:rPr>
+        <w:t xml:space="preserve">rtualnym domu.</w:t>
+      </w:r>
+      <w:r>
+        <w:rPr>
+          <w:smallCaps w:val="0"/>
+          <w:rtl w:val="0"/>
+        </w:rPr>
+        <w:t xml:space="preserve"> </w:t>
+      </w:r>
+      <w:r>
+        <w:rPr>
+          <w:rtl w:val="0"/>
+        </w:rPr>
+        <w:t xml:space="preserve">Z</w:t>
+      </w:r>
+      <w:r>
+        <w:rPr>
+          <w:smallCaps w:val="0"/>
+          <w:rtl w:val="0"/>
+        </w:rPr>
+        <w:t xml:space="preserve">obaczmy skąd najprawdopod</w:t>
+      </w:r>
+      <w:r>
+        <w:rPr>
+          <w:rtl w:val="0"/>
+        </w:rPr>
+        <w:t xml:space="preserve">obniej pochodzą</w:t>
+      </w:r>
+      <w:r>
+        <w:rPr>
+          <w:smallCaps w:val="0"/>
+          <w:rtl w:val="0"/>
+        </w:rPr>
+        <w:t xml:space="preserve"> przedmioty, które do niego kupiliśmy.</w:t>
+      </w:r>
+      <w:commentRangeEnd w:id="0"/>
+      <w:r>
+        <w:commentReference w:id="0"/>
+      </w:r>
+      <w:r>
+        <w:rPr>
+          <w:smallCaps w:val="0"/>
+          <w:rtl w:val="0"/>
+        </w:rPr>
+        <w:t xml:space="preserve"> </w:t>
+      </w:r>
+    </w:p>
+    <w:p>
+      <w:pPr>
+        <w:pageBreakBefore w:val="0"/>
+        <w:pBdr>
+          <w:top w:space="0" w:sz="0" w:val="nil"/>
+          <w:left w:space="0" w:sz="0" w:val="nil"/>
+          <w:bottom w:space="0" w:sz="0" w:val="nil"/>
+          <w:right w:space="0" w:sz="0" w:val="nil"/>
+          <w:between w:space="0" w:sz="0" w:val="nil"/>
+        </w:pBdr>
+        <w:shd w:fill="auto" w:val="clear"/>
         <w:rPr/>
       </w:pPr>
-      <w:commentRangeStart w:id="0"/>
-      <w:r>
-        <w:rPr>
-          <w:smallCaps w:val="0"/>
-          <w:rtl w:val="0"/>
-        </w:rPr>
-        <w:t xml:space="preserve">Zapraszamy </w:t>
-      </w:r>
-      <w:r>
-        <w:rPr>
-          <w:rtl w:val="0"/>
-        </w:rPr>
-        <w:t xml:space="preserve">na spacer po</w:t>
-      </w:r>
-      <w:r>
-        <w:rPr>
-          <w:smallCaps w:val="0"/>
-          <w:rtl w:val="0"/>
-        </w:rPr>
-        <w:t xml:space="preserve"> nasz</w:t>
-      </w:r>
-      <w:r>
-        <w:rPr>
-          <w:rtl w:val="0"/>
-        </w:rPr>
-        <w:t xml:space="preserve">ym</w:t>
-      </w:r>
-      <w:r>
-        <w:rPr>
-          <w:smallCaps w:val="0"/>
-          <w:rtl w:val="0"/>
-        </w:rPr>
-        <w:t xml:space="preserve"> wi</w:t>
-      </w:r>
-      <w:r>
-        <w:rPr>
-          <w:rtl w:val="0"/>
-        </w:rPr>
-        <w:t xml:space="preserve">rtualnym domu.</w:t>
-      </w:r>
-      <w:r>
-        <w:rPr>
-          <w:smallCaps w:val="0"/>
-          <w:rtl w:val="0"/>
-        </w:rPr>
-        <w:t xml:space="preserve"> </w:t>
-      </w:r>
-      <w:r>
-        <w:rPr>
-          <w:rtl w:val="0"/>
-        </w:rPr>
-        <w:t xml:space="preserve">Z</w:t>
-      </w:r>
-      <w:r>
-        <w:rPr>
-          <w:smallCaps w:val="0"/>
-          <w:rtl w:val="0"/>
-        </w:rPr>
-        <w:t xml:space="preserve">obaczmy skąd najprawdopod</w:t>
-      </w:r>
-      <w:r>
-        <w:rPr>
-          <w:rtl w:val="0"/>
-        </w:rPr>
-        <w:t xml:space="preserve">obniej pochodzą</w:t>
-      </w:r>
-      <w:r>
-        <w:rPr>
-          <w:smallCaps w:val="0"/>
-          <w:rtl w:val="0"/>
-        </w:rPr>
-        <w:t xml:space="preserve"> przedmioty, które do niego kupiliśmy.</w:t>
-      </w:r>
-      <w:commentRangeEnd w:id="0"/>
-      <w:r>
-        <w:commentReference w:id="0"/>
-      </w:r>
-      <w:r>
-        <w:rPr>
-          <w:smallCaps w:val="0"/>
-          <w:rtl w:val="0"/>
-        </w:rPr>
-        <w:t xml:space="preserve"> </w:t>
-      </w:r>
-      <w:r>
-        <w:rPr>
-          <w:rtl w:val="0"/>
-        </w:rPr>
+      <w:r>
+        <w:rPr>
+          <w:rtl w:val="0"/>
+        </w:rPr>
+      </w:r>
+    </w:p>
+    <w:p>
+      <w:pPr>
+        <w:pageBreakBefore w:val="0"/>
+        <w:pBdr>
+          <w:top w:space="0" w:sz="0" w:val="nil"/>
+          <w:left w:space="0" w:sz="0" w:val="nil"/>
+          <w:bottom w:space="0" w:sz="0" w:val="nil"/>
+          <w:right w:space="0" w:sz="0" w:val="nil"/>
+          <w:between w:space="0" w:sz="0" w:val="nil"/>
+        </w:pBdr>
+        <w:shd w:fill="auto" w:val="clear"/>
+        <w:rPr>
+          <w:shd w:fill="ff9900" w:val="clear"/>
+        </w:rPr>
+      </w:pPr>
+      <w:r>
+        <w:rPr>
+          <w:shd w:fill="ff9900" w:val="clear"/>
+          <w:rtl w:val="0"/>
+        </w:rPr>
+        <w:t xml:space="preserve">LAYER 1</w:t>
       </w:r>
     </w:p>
     <w:p>
@@ -2042,471 +2134,362 @@
     </w:p>
     <w:p>
       <w:pPr>
-        <w:pageBreakBefore w:val="0"/>
-        <w:pBdr>
-          <w:top w:space="0" w:sz="0" w:val="nil"/>
-          <w:left w:space="0" w:sz="0" w:val="nil"/>
-          <w:bottom w:space="0" w:sz="0" w:val="nil"/>
-          <w:right w:space="0" w:sz="0" w:val="nil"/>
-          <w:between w:space="0" w:sz="0" w:val="nil"/>
-        </w:pBdr>
-        <w:shd w:fill="auto" w:val="clear"/>
-        <w:rPr>
-          <w:smallCaps w:val="0"/>
-          <w:highlight w:val="cyan"/>
-        </w:rPr>
-      </w:pPr>
-      <w:commentRangeStart w:id="13"/>
-      <w:r>
-        <w:rPr>
-          <w:smallCaps w:val="0"/>
-          <w:highlight w:val="cyan"/>
-          <w:rtl w:val="0"/>
-        </w:rPr>
-        <w:t xml:space="preserve">Wszystkie meble, </w:t>
-      </w:r>
-      <w:commentRangeEnd w:id="13"/>
-      <w:r>
-        <w:commentReference w:id="13"/>
-      </w:r>
-      <w:r>
-        <w:rPr>
-          <w:smallCaps w:val="0"/>
-          <w:highlight w:val="cyan"/>
-          <w:rtl w:val="0"/>
-        </w:rPr>
-        <w:t xml:space="preserve">takie jak szafa w przedpokoju, stół w salonie, krzesła, wyposażenie garderoby, łóżka w sypialni, szafki w kuchni oraz łazience - to wszystko </w:t>
-      </w:r>
-      <w:r>
-        <w:rPr>
-          <w:highlight w:val="cyan"/>
-          <w:rtl w:val="0"/>
-        </w:rPr>
-        <w:t xml:space="preserve">z wysokim prawdopodobieństwem pochodzi</w:t>
-      </w:r>
-      <w:r>
-        <w:rPr>
-          <w:smallCaps w:val="0"/>
-          <w:highlight w:val="cyan"/>
-          <w:rtl w:val="0"/>
-        </w:rPr>
-        <w:t xml:space="preserve"> z Chin. </w:t>
-      </w:r>
-    </w:p>
-    <w:p>
-      <w:pPr>
-        <w:pageBreakBefore w:val="0"/>
-        <w:pBdr>
-          <w:top w:space="0" w:sz="0" w:val="nil"/>
-          <w:left w:space="0" w:sz="0" w:val="nil"/>
-          <w:bottom w:space="0" w:sz="0" w:val="nil"/>
-          <w:right w:space="0" w:sz="0" w:val="nil"/>
-          <w:between w:space="0" w:sz="0" w:val="nil"/>
-        </w:pBdr>
-        <w:shd w:fill="auto" w:val="clear"/>
-        <w:rPr>
-          <w:highlight w:val="cyan"/>
-        </w:rPr>
-      </w:pPr>
-      <w:r>
-        <w:rPr>
-          <w:rtl w:val="0"/>
-        </w:rPr>
-      </w:r>
-    </w:p>
-    <w:p>
-      <w:pPr>
-        <w:rPr>
-          <w:highlight w:val="cyan"/>
-        </w:rPr>
-      </w:pPr>
-      <w:r>
+        <w:rPr>
+          <w:rFonts w:ascii="Arial" w:cs="Arial" w:eastAsia="Arial" w:hAnsi="Arial"/>
+          <w:sz w:val="28"/>
+          <w:szCs w:val="28"/>
+          <w:shd w:fill="ff9900" w:val="clear"/>
+        </w:rPr>
+      </w:pPr>
+      <w:r>
+        <w:rPr>
+          <w:rFonts w:ascii="Arial" w:cs="Arial" w:eastAsia="Arial" w:hAnsi="Arial"/>
+          <w:sz w:val="28"/>
+          <w:szCs w:val="28"/>
+          <w:shd w:fill="ff9900" w:val="clear"/>
+          <w:rtl w:val="0"/>
+        </w:rPr>
+        <w:t xml:space="preserve">LAYER 2</w:t>
+      </w:r>
+    </w:p>
+    <w:p>
+      <w:pPr>
         <w:rPr>
           <w:rFonts w:ascii="Arial" w:cs="Arial" w:eastAsia="Arial" w:hAnsi="Arial"/>
           <w:sz w:val="28"/>
           <w:szCs w:val="28"/>
           <w:highlight w:val="green"/>
-          <w:rtl w:val="0"/>
-        </w:rPr>
-        <w:t xml:space="preserve">Instructions: the whole viewport becomes half transparent white and the text appears in the middle the width of a normal article column</w:t>
-      </w:r>
-      <w:r>
-        <w:rPr>
-          <w:rtl w:val="0"/>
-        </w:rPr>
-      </w:r>
-    </w:p>
-    <w:p>
-      <w:pPr>
-        <w:pageBreakBefore w:val="0"/>
-        <w:pBdr>
-          <w:top w:space="0" w:sz="0" w:val="nil"/>
-          <w:left w:space="0" w:sz="0" w:val="nil"/>
-          <w:bottom w:space="0" w:sz="0" w:val="nil"/>
-          <w:right w:space="0" w:sz="0" w:val="nil"/>
-          <w:between w:space="0" w:sz="0" w:val="nil"/>
-        </w:pBdr>
-        <w:shd w:fill="auto" w:val="clear"/>
-        <w:rPr>
-          <w:highlight w:val="cyan"/>
-        </w:rPr>
-      </w:pPr>
-      <w:r>
-        <w:rPr>
-          <w:rtl w:val="0"/>
-        </w:rPr>
-      </w:r>
-    </w:p>
-    <w:p>
-      <w:pPr>
-        <w:pageBreakBefore w:val="0"/>
-        <w:pBdr>
-          <w:top w:space="0" w:sz="0" w:val="nil"/>
-          <w:left w:space="0" w:sz="0" w:val="nil"/>
-          <w:bottom w:space="0" w:sz="0" w:val="nil"/>
-          <w:right w:space="0" w:sz="0" w:val="nil"/>
-          <w:between w:space="0" w:sz="0" w:val="nil"/>
-        </w:pBdr>
-        <w:shd w:fill="auto" w:val="clear"/>
-        <w:rPr>
-          <w:smallCaps w:val="0"/>
-          <w:highlight w:val="cyan"/>
-        </w:rPr>
-      </w:pPr>
-      <w:r>
-        <w:rPr>
-          <w:smallCaps w:val="0"/>
-          <w:highlight w:val="cyan"/>
-          <w:rtl w:val="0"/>
-        </w:rPr>
-        <w:t xml:space="preserve">Według raportu Departamentu Analiz Ekonomicznych banku PKO BP w 2024 roku niemal co drugi importowany do Polski mebel (dokładnie 41,6 proc) pochodził z Chin. Produkuje się tam wszystko: stoły, krzesła, łóżka, szafy. Meble tapicerowane, dziecięce, ogrodowe, kuchenne, regały garażowe, itp. A na specjalne zamówienie mo</w:t>
-      </w:r>
-      <w:r>
-        <w:rPr>
-          <w:highlight w:val="cyan"/>
-          <w:rtl w:val="0"/>
-        </w:rPr>
-        <w:t xml:space="preserve">żna również dostać</w:t>
-      </w:r>
-      <w:r>
-        <w:rPr>
-          <w:smallCaps w:val="0"/>
-          <w:highlight w:val="cyan"/>
-          <w:rtl w:val="0"/>
-        </w:rPr>
-        <w:t xml:space="preserve"> reprodukcj</w:t>
-      </w:r>
-      <w:r>
-        <w:rPr>
-          <w:highlight w:val="cyan"/>
-          <w:rtl w:val="0"/>
-        </w:rPr>
-        <w:t xml:space="preserve">e</w:t>
-      </w:r>
-      <w:r>
-        <w:rPr>
-          <w:smallCaps w:val="0"/>
-          <w:highlight w:val="cyan"/>
-          <w:rtl w:val="0"/>
-        </w:rPr>
-        <w:t xml:space="preserve"> mebli zabytkowych lub stylizowanych na zabytkowe. Chcesz mieć meble a la Ludwik XIV czy XVI? Zrobią je chińscy robotnicy, którzy nie mają pojęcia gdzie dokładnie leży Francja ani nie znają historii jej władców ani nie wiedz co to barok, rokoko i klasycyzm.</w:t>
-      </w:r>
-    </w:p>
-    <w:p>
-      <w:pPr>
-        <w:pageBreakBefore w:val="0"/>
-        <w:pBdr>
-          <w:top w:space="0" w:sz="0" w:val="nil"/>
-          <w:left w:space="0" w:sz="0" w:val="nil"/>
-          <w:bottom w:space="0" w:sz="0" w:val="nil"/>
-          <w:right w:space="0" w:sz="0" w:val="nil"/>
-          <w:between w:space="0" w:sz="0" w:val="nil"/>
-        </w:pBdr>
-        <w:shd w:fill="auto" w:val="clear"/>
-        <w:rPr>
-          <w:smallCaps w:val="0"/>
-          <w:highlight w:val="cyan"/>
-        </w:rPr>
-      </w:pPr>
-      <w:r>
-        <w:rPr>
-          <w:smallCaps w:val="0"/>
-          <w:highlight w:val="cyan"/>
-          <w:rtl w:val="0"/>
-        </w:rPr>
-        <w:t xml:space="preserve">Do niedawna była pewna szansa, </w:t>
-      </w:r>
-      <w:r>
-        <w:rPr>
-          <w:highlight w:val="cyan"/>
-          <w:rtl w:val="0"/>
-        </w:rPr>
-        <w:t xml:space="preserve">ż</w:t>
-      </w:r>
-      <w:r>
-        <w:rPr>
-          <w:smallCaps w:val="0"/>
-          <w:highlight w:val="cyan"/>
-          <w:rtl w:val="0"/>
-        </w:rPr>
-        <w:t xml:space="preserve">e w tym produkcie jest pewien </w:t>
-      </w:r>
-      <w:r>
-        <w:rPr>
-          <w:highlight w:val="cyan"/>
-          <w:rtl w:val="0"/>
-        </w:rPr>
-        <w:t xml:space="preserve">p</w:t>
-      </w:r>
-      <w:r>
-        <w:rPr>
-          <w:smallCaps w:val="0"/>
-          <w:highlight w:val="cyan"/>
-          <w:rtl w:val="0"/>
-        </w:rPr>
-        <w:t xml:space="preserve">olski element. Jeszcze dwa lata temu prawie </w:t>
-      </w:r>
-      <w:r>
-        <w:rPr>
-          <w:highlight w:val="cyan"/>
-          <w:rtl w:val="0"/>
-        </w:rPr>
-        <w:t xml:space="preserve">1/5</w:t>
-      </w:r>
-      <w:r>
-        <w:rPr>
-          <w:smallCaps w:val="0"/>
-          <w:highlight w:val="cyan"/>
-          <w:rtl w:val="0"/>
-        </w:rPr>
-        <w:t xml:space="preserve"> eksportowanego z Polski drewna trafiał do Chin. W trzech pierwszych kwartałach zeszłego roku ta liczba spadła o połowę, a tym samym </w:t>
-      </w:r>
-      <w:r>
-        <w:rPr>
-          <w:highlight w:val="cyan"/>
-          <w:rtl w:val="0"/>
-        </w:rPr>
-        <w:t xml:space="preserve">szansa, że</w:t>
-      </w:r>
-      <w:r>
-        <w:rPr>
-          <w:smallCaps w:val="0"/>
-          <w:highlight w:val="cyan"/>
-          <w:rtl w:val="0"/>
-        </w:rPr>
-        <w:t xml:space="preserve"> nasze drewno wróci akurat do Polski w formie mebla</w:t>
-      </w:r>
-      <w:r>
-        <w:rPr>
-          <w:highlight w:val="cyan"/>
-          <w:rtl w:val="0"/>
-        </w:rPr>
-        <w:t xml:space="preserve"> jest już znikoma. </w:t>
-      </w:r>
-      <w:r>
-        <w:rPr>
-          <w:rtl w:val="0"/>
-        </w:rPr>
-      </w:r>
-    </w:p>
-    <w:p>
-      <w:pPr>
-        <w:pageBreakBefore w:val="0"/>
-        <w:pBdr>
-          <w:top w:space="0" w:sz="0" w:val="nil"/>
-          <w:left w:space="0" w:sz="0" w:val="nil"/>
-          <w:bottom w:space="0" w:sz="0" w:val="nil"/>
-          <w:right w:space="0" w:sz="0" w:val="nil"/>
-          <w:between w:space="0" w:sz="0" w:val="nil"/>
-        </w:pBdr>
-        <w:shd w:fill="auto" w:val="clear"/>
-        <w:rPr>
-          <w:smallCaps w:val="0"/>
-          <w:highlight w:val="cyan"/>
-        </w:rPr>
-      </w:pPr>
-      <w:r>
-        <w:rPr>
-          <w:smallCaps w:val="0"/>
-          <w:highlight w:val="cyan"/>
-          <w:rtl w:val="0"/>
-        </w:rPr>
-        <w:t xml:space="preserve">Cena? Znowu zależy od jakości, ale może być nawet o połowę niższa niż krajowych, czy europejskich producentów.</w:t>
-      </w:r>
-    </w:p>
-    <w:p>
-      <w:pPr>
-        <w:pageBreakBefore w:val="0"/>
-        <w:pBdr>
-          <w:top w:space="0" w:sz="0" w:val="nil"/>
-          <w:left w:space="0" w:sz="0" w:val="nil"/>
-          <w:bottom w:space="0" w:sz="0" w:val="nil"/>
-          <w:right w:space="0" w:sz="0" w:val="nil"/>
-          <w:between w:space="0" w:sz="0" w:val="nil"/>
-        </w:pBdr>
-        <w:shd w:fill="auto" w:val="clear"/>
-        <w:rPr>
-          <w:highlight w:val="cyan"/>
-        </w:rPr>
-      </w:pPr>
-      <w:r>
-        <w:rPr>
-          <w:rtl w:val="0"/>
-        </w:rPr>
-      </w:r>
-    </w:p>
-    <w:p>
-      <w:pPr>
+        </w:rPr>
+      </w:pPr>
+      <w:r>
+        <w:rPr>
+          <w:rtl w:val="0"/>
+        </w:rPr>
+      </w:r>
+    </w:p>
+    <w:p>
+      <w:pPr>
+        <w:pageBreakBefore w:val="0"/>
+        <w:pBdr>
+          <w:top w:space="0" w:sz="0" w:val="nil"/>
+          <w:left w:space="0" w:sz="0" w:val="nil"/>
+          <w:bottom w:space="0" w:sz="0" w:val="nil"/>
+          <w:right w:space="0" w:sz="0" w:val="nil"/>
+          <w:between w:space="0" w:sz="0" w:val="nil"/>
+        </w:pBdr>
+        <w:shd w:fill="auto" w:val="clear"/>
+        <w:rPr>
+          <w:smallCaps w:val="0"/>
+          <w:highlight w:val="cyan"/>
+        </w:rPr>
+      </w:pPr>
+      <w:commentRangeStart w:id="13"/>
+      <w:r>
+        <w:rPr>
+          <w:smallCaps w:val="0"/>
+          <w:highlight w:val="cyan"/>
+          <w:rtl w:val="0"/>
+        </w:rPr>
+        <w:t xml:space="preserve">Wszystkie meble, </w:t>
+      </w:r>
+      <w:commentRangeEnd w:id="13"/>
+      <w:r>
+        <w:commentReference w:id="13"/>
+      </w:r>
+      <w:r>
+        <w:rPr>
+          <w:smallCaps w:val="0"/>
+          <w:highlight w:val="cyan"/>
+          <w:rtl w:val="0"/>
+        </w:rPr>
+        <w:t xml:space="preserve">takie jak szafa w przedpokoju, stół w salonie, krzesła, wyposażenie garderoby, łóżka w sypialni, szafki w kuchni oraz łazience - to wszystko </w:t>
+      </w:r>
+      <w:r>
+        <w:rPr>
+          <w:highlight w:val="cyan"/>
+          <w:rtl w:val="0"/>
+        </w:rPr>
+        <w:t xml:space="preserve">z wysokim prawdopodobieństwem pochodzi</w:t>
+      </w:r>
+      <w:r>
+        <w:rPr>
+          <w:smallCaps w:val="0"/>
+          <w:highlight w:val="cyan"/>
+          <w:rtl w:val="0"/>
+        </w:rPr>
+        <w:t xml:space="preserve"> z Chin. </w:t>
+      </w:r>
+    </w:p>
+    <w:p>
+      <w:pPr>
+        <w:pageBreakBefore w:val="0"/>
+        <w:pBdr>
+          <w:top w:space="0" w:sz="0" w:val="nil"/>
+          <w:left w:space="0" w:sz="0" w:val="nil"/>
+          <w:bottom w:space="0" w:sz="0" w:val="nil"/>
+          <w:right w:space="0" w:sz="0" w:val="nil"/>
+          <w:between w:space="0" w:sz="0" w:val="nil"/>
+        </w:pBdr>
+        <w:shd w:fill="auto" w:val="clear"/>
+        <w:rPr>
+          <w:highlight w:val="cyan"/>
+        </w:rPr>
+      </w:pPr>
+      <w:r>
+        <w:rPr>
+          <w:rtl w:val="0"/>
+        </w:rPr>
+      </w:r>
+    </w:p>
+    <w:p>
+      <w:pPr>
+        <w:rPr>
+          <w:highlight w:val="cyan"/>
+        </w:rPr>
+      </w:pPr>
+      <w:r>
         <w:rPr>
           <w:rFonts w:ascii="Arial" w:cs="Arial" w:eastAsia="Arial" w:hAnsi="Arial"/>
           <w:sz w:val="28"/>
           <w:szCs w:val="28"/>
           <w:highlight w:val="green"/>
-        </w:rPr>
-      </w:pPr>
-      <w:r>
+          <w:rtl w:val="0"/>
+        </w:rPr>
+        <w:t xml:space="preserve">Instructions: the whole viewport becomes half transparent white and the text appears in the middle the width of a normal article column</w:t>
+      </w:r>
+      <w:r>
+        <w:rPr>
+          <w:rtl w:val="0"/>
+        </w:rPr>
+      </w:r>
+    </w:p>
+    <w:p>
+      <w:pPr>
+        <w:pageBreakBefore w:val="0"/>
+        <w:pBdr>
+          <w:top w:space="0" w:sz="0" w:val="nil"/>
+          <w:left w:space="0" w:sz="0" w:val="nil"/>
+          <w:bottom w:space="0" w:sz="0" w:val="nil"/>
+          <w:right w:space="0" w:sz="0" w:val="nil"/>
+          <w:between w:space="0" w:sz="0" w:val="nil"/>
+        </w:pBdr>
+        <w:shd w:fill="auto" w:val="clear"/>
+        <w:rPr>
+          <w:highlight w:val="cyan"/>
+        </w:rPr>
+      </w:pPr>
+      <w:r>
+        <w:rPr>
+          <w:rtl w:val="0"/>
+        </w:rPr>
+      </w:r>
+    </w:p>
+    <w:p>
+      <w:pPr>
+        <w:pageBreakBefore w:val="0"/>
+        <w:pBdr>
+          <w:top w:space="0" w:sz="0" w:val="nil"/>
+          <w:left w:space="0" w:sz="0" w:val="nil"/>
+          <w:bottom w:space="0" w:sz="0" w:val="nil"/>
+          <w:right w:space="0" w:sz="0" w:val="nil"/>
+          <w:between w:space="0" w:sz="0" w:val="nil"/>
+        </w:pBdr>
+        <w:shd w:fill="auto" w:val="clear"/>
+        <w:rPr>
+          <w:smallCaps w:val="0"/>
+          <w:highlight w:val="cyan"/>
+        </w:rPr>
+      </w:pPr>
+      <w:r>
+        <w:rPr>
+          <w:smallCaps w:val="0"/>
+          <w:highlight w:val="cyan"/>
+          <w:rtl w:val="0"/>
+        </w:rPr>
+        <w:t xml:space="preserve">Według raportu Departamentu Analiz Ekonomicznych banku PKO BP w 2024 roku niemal co drugi importowany do Polski mebel (dokładnie 41,6 proc) pochodził z Chin. Produkuje się tam wszystko: stoły, krzesła, łóżka, szafy. Meble tapicerowane, dziecięce, ogrodowe, kuchenne, regały garażowe, itp. A na specjalne zamówienie mo</w:t>
+      </w:r>
+      <w:r>
+        <w:rPr>
+          <w:highlight w:val="cyan"/>
+          <w:rtl w:val="0"/>
+        </w:rPr>
+        <w:t xml:space="preserve">żna również dostać</w:t>
+      </w:r>
+      <w:r>
+        <w:rPr>
+          <w:smallCaps w:val="0"/>
+          <w:highlight w:val="cyan"/>
+          <w:rtl w:val="0"/>
+        </w:rPr>
+        <w:t xml:space="preserve"> reprodukcj</w:t>
+      </w:r>
+      <w:r>
+        <w:rPr>
+          <w:highlight w:val="cyan"/>
+          <w:rtl w:val="0"/>
+        </w:rPr>
+        <w:t xml:space="preserve">e</w:t>
+      </w:r>
+      <w:r>
+        <w:rPr>
+          <w:smallCaps w:val="0"/>
+          <w:highlight w:val="cyan"/>
+          <w:rtl w:val="0"/>
+        </w:rPr>
+        <w:t xml:space="preserve"> mebli zabytkowych lub stylizowanych na zabytkowe. Chcesz mieć meble a la Ludwik XIV czy XVI? Zrobią je chińscy robotnicy, którzy nie mają pojęcia gdzie dokładnie leży Francja ani nie znają historii jej władców ani nie wiedz co to barok, rokoko i klasycyzm.</w:t>
+      </w:r>
+    </w:p>
+    <w:p>
+      <w:pPr>
+        <w:pageBreakBefore w:val="0"/>
+        <w:pBdr>
+          <w:top w:space="0" w:sz="0" w:val="nil"/>
+          <w:left w:space="0" w:sz="0" w:val="nil"/>
+          <w:bottom w:space="0" w:sz="0" w:val="nil"/>
+          <w:right w:space="0" w:sz="0" w:val="nil"/>
+          <w:between w:space="0" w:sz="0" w:val="nil"/>
+        </w:pBdr>
+        <w:shd w:fill="auto" w:val="clear"/>
+        <w:rPr>
+          <w:smallCaps w:val="0"/>
+          <w:highlight w:val="cyan"/>
+        </w:rPr>
+      </w:pPr>
+      <w:r>
+        <w:rPr>
+          <w:smallCaps w:val="0"/>
+          <w:highlight w:val="cyan"/>
+          <w:rtl w:val="0"/>
+        </w:rPr>
+        <w:t xml:space="preserve">Do niedawna była pewna szansa, </w:t>
+      </w:r>
+      <w:r>
+        <w:rPr>
+          <w:highlight w:val="cyan"/>
+          <w:rtl w:val="0"/>
+        </w:rPr>
+        <w:t xml:space="preserve">ż</w:t>
+      </w:r>
+      <w:r>
+        <w:rPr>
+          <w:smallCaps w:val="0"/>
+          <w:highlight w:val="cyan"/>
+          <w:rtl w:val="0"/>
+        </w:rPr>
+        <w:t xml:space="preserve">e w tym produkcie jest pewien </w:t>
+      </w:r>
+      <w:r>
+        <w:rPr>
+          <w:highlight w:val="cyan"/>
+          <w:rtl w:val="0"/>
+        </w:rPr>
+        <w:t xml:space="preserve">p</w:t>
+      </w:r>
+      <w:r>
+        <w:rPr>
+          <w:smallCaps w:val="0"/>
+          <w:highlight w:val="cyan"/>
+          <w:rtl w:val="0"/>
+        </w:rPr>
+        <w:t xml:space="preserve">olski element. Jeszcze dwa lata temu prawie </w:t>
+      </w:r>
+      <w:r>
+        <w:rPr>
+          <w:highlight w:val="cyan"/>
+          <w:rtl w:val="0"/>
+        </w:rPr>
+        <w:t xml:space="preserve">1/5</w:t>
+      </w:r>
+      <w:r>
+        <w:rPr>
+          <w:smallCaps w:val="0"/>
+          <w:highlight w:val="cyan"/>
+          <w:rtl w:val="0"/>
+        </w:rPr>
+        <w:t xml:space="preserve"> eksportowanego z Polski drewna trafiał do Chin. W trzech pierwszych kwartałach zeszłego roku ta liczba spadła o połowę, a tym samym </w:t>
+      </w:r>
+      <w:r>
+        <w:rPr>
+          <w:highlight w:val="cyan"/>
+          <w:rtl w:val="0"/>
+        </w:rPr>
+        <w:t xml:space="preserve">szansa, że</w:t>
+      </w:r>
+      <w:r>
+        <w:rPr>
+          <w:smallCaps w:val="0"/>
+          <w:highlight w:val="cyan"/>
+          <w:rtl w:val="0"/>
+        </w:rPr>
+        <w:t xml:space="preserve"> nasze drewno wróci akurat do Polski w formie mebla</w:t>
+      </w:r>
+      <w:r>
+        <w:rPr>
+          <w:highlight w:val="cyan"/>
+          <w:rtl w:val="0"/>
+        </w:rPr>
+        <w:t xml:space="preserve"> jest już znikoma. </w:t>
+      </w:r>
+      <w:r>
+        <w:rPr>
+          <w:rtl w:val="0"/>
+        </w:rPr>
+      </w:r>
+    </w:p>
+    <w:p>
+      <w:pPr>
+        <w:pageBreakBefore w:val="0"/>
+        <w:pBdr>
+          <w:top w:space="0" w:sz="0" w:val="nil"/>
+          <w:left w:space="0" w:sz="0" w:val="nil"/>
+          <w:bottom w:space="0" w:sz="0" w:val="nil"/>
+          <w:right w:space="0" w:sz="0" w:val="nil"/>
+          <w:between w:space="0" w:sz="0" w:val="nil"/>
+        </w:pBdr>
+        <w:shd w:fill="auto" w:val="clear"/>
+        <w:rPr>
+          <w:smallCaps w:val="0"/>
+          <w:highlight w:val="cyan"/>
+        </w:rPr>
+      </w:pPr>
+      <w:r>
+        <w:rPr>
+          <w:smallCaps w:val="0"/>
+          <w:highlight w:val="cyan"/>
+          <w:rtl w:val="0"/>
+        </w:rPr>
+        <w:t xml:space="preserve">Cena? Znowu zależy od jakości, ale może być nawet o połowę niższa niż krajowych, czy europejskich producentów.</w:t>
+      </w:r>
+    </w:p>
+    <w:p>
+      <w:pPr>
+        <w:pageBreakBefore w:val="0"/>
+        <w:pBdr>
+          <w:top w:space="0" w:sz="0" w:val="nil"/>
+          <w:left w:space="0" w:sz="0" w:val="nil"/>
+          <w:bottom w:space="0" w:sz="0" w:val="nil"/>
+          <w:right w:space="0" w:sz="0" w:val="nil"/>
+          <w:between w:space="0" w:sz="0" w:val="nil"/>
+        </w:pBdr>
+        <w:shd w:fill="auto" w:val="clear"/>
+        <w:rPr>
+          <w:highlight w:val="cyan"/>
+        </w:rPr>
+      </w:pPr>
+      <w:r>
+        <w:rPr>
+          <w:rtl w:val="0"/>
+        </w:rPr>
+      </w:r>
+    </w:p>
+    <w:p>
+      <w:pPr>
         <w:rPr>
           <w:rFonts w:ascii="Arial" w:cs="Arial" w:eastAsia="Arial" w:hAnsi="Arial"/>
           <w:sz w:val="28"/>
           <w:szCs w:val="28"/>
           <w:highlight w:val="green"/>
-          <w:rtl w:val="0"/>
-        </w:rPr>
-        <w:t xml:space="preserve">Instructions: zoom on kitchen. The sticky thing is on the left, opacity 100% and white with the black text. Percentage for kitchen and only layer 2 items</w:t>
-      </w:r>
-    </w:p>
-    <w:p>
-      <w:pPr>
-        <w:pageBreakBefore w:val="0"/>
-        <w:pBdr>
-          <w:top w:space="0" w:sz="0" w:val="nil"/>
-          <w:left w:space="0" w:sz="0" w:val="nil"/>
-          <w:bottom w:space="0" w:sz="0" w:val="nil"/>
-          <w:right w:space="0" w:sz="0" w:val="nil"/>
-          <w:between w:space="0" w:sz="0" w:val="nil"/>
-        </w:pBdr>
-        <w:shd w:fill="auto" w:val="clear"/>
-        <w:rPr>
-          <w:highlight w:val="cyan"/>
-        </w:rPr>
-      </w:pPr>
-      <w:r>
-        <w:rPr>
-          <w:rtl w:val="0"/>
-        </w:rPr>
-      </w:r>
-    </w:p>
-    <w:p>
-      <w:pPr>
-        <w:pageBreakBefore w:val="0"/>
-        <w:pBdr>
-          <w:top w:space="0" w:sz="0" w:val="nil"/>
-          <w:left w:space="0" w:sz="0" w:val="nil"/>
-          <w:bottom w:space="0" w:sz="0" w:val="nil"/>
-          <w:right w:space="0" w:sz="0" w:val="nil"/>
-          <w:between w:space="0" w:sz="0" w:val="nil"/>
-        </w:pBdr>
-        <w:shd w:fill="auto" w:val="clear"/>
-        <w:rPr>
-          <w:smallCaps w:val="0"/>
-        </w:rPr>
-      </w:pPr>
-      <w:commentRangeStart w:id="14"/>
-      <w:r>
-        <w:rPr>
-          <w:smallCaps w:val="0"/>
-          <w:rtl w:val="0"/>
-        </w:rPr>
-        <w:t xml:space="preserve">Stoły w salonie, czy w jadalni - są przykryte zapewne </w:t>
-      </w:r>
-      <w:r>
-        <w:rPr>
-          <w:smallCaps w:val="0"/>
-          <w:highlight w:val="yellow"/>
-          <w:rtl w:val="0"/>
-        </w:rPr>
-        <w:t xml:space="preserve">obrusami</w:t>
-      </w:r>
-      <w:r>
-        <w:rPr>
-          <w:smallCaps w:val="0"/>
-          <w:rtl w:val="0"/>
-        </w:rPr>
-        <w:t xml:space="preserve"> z Chin. Poza nimi z Państwa </w:t>
-      </w:r>
-      <w:r>
-        <w:rPr>
-          <w:rtl w:val="0"/>
-        </w:rPr>
-        <w:t xml:space="preserve">Ś</w:t>
-      </w:r>
-      <w:r>
-        <w:rPr>
-          <w:smallCaps w:val="0"/>
-          <w:rtl w:val="0"/>
-        </w:rPr>
-        <w:t xml:space="preserve">rodka importujemy także </w:t>
-      </w:r>
-      <w:r>
-        <w:rPr>
-          <w:smallCaps w:val="0"/>
-          <w:highlight w:val="yellow"/>
-          <w:rtl w:val="0"/>
-        </w:rPr>
-        <w:t xml:space="preserve">serwetki, bieżniki</w:t>
-      </w:r>
-      <w:r>
-        <w:rPr>
-          <w:smallCaps w:val="0"/>
-          <w:rtl w:val="0"/>
-        </w:rPr>
-        <w:t xml:space="preserve"> na stół</w:t>
-      </w:r>
-      <w:r>
-        <w:rPr>
-          <w:rtl w:val="0"/>
-        </w:rPr>
-        <w:t xml:space="preserve"> i temu podobne produkty</w:t>
-      </w:r>
-      <w:r>
-        <w:rPr>
-          <w:smallCaps w:val="0"/>
-          <w:rtl w:val="0"/>
-        </w:rPr>
-        <w:t xml:space="preserve">. </w:t>
-      </w:r>
-      <w:commentRangeEnd w:id="14"/>
-      <w:r>
-        <w:commentReference w:id="14"/>
-      </w:r>
-      <w:r>
-        <w:rPr>
-          <w:rtl w:val="0"/>
-        </w:rPr>
-      </w:r>
-    </w:p>
-    <w:p>
-      <w:pPr>
-        <w:pageBreakBefore w:val="0"/>
-        <w:pBdr>
-          <w:top w:space="0" w:sz="0" w:val="nil"/>
-          <w:left w:space="0" w:sz="0" w:val="nil"/>
-          <w:bottom w:space="0" w:sz="0" w:val="nil"/>
-          <w:right w:space="0" w:sz="0" w:val="nil"/>
-          <w:between w:space="0" w:sz="0" w:val="nil"/>
-        </w:pBdr>
-        <w:shd w:fill="auto" w:val="clear"/>
-        <w:rPr/>
-      </w:pPr>
-      <w:r>
-        <w:rPr>
-          <w:rtl w:val="0"/>
-        </w:rPr>
-      </w:r>
-    </w:p>
-    <w:p>
-      <w:pPr>
-        <w:rPr/>
+        </w:rPr>
       </w:pPr>
       <w:r>
         <w:rPr>
@@ -2516,72 +2499,52 @@
           <w:highlight w:val="green"/>
           <w:rtl w:val="0"/>
         </w:rPr>
-        <w:t xml:space="preserve">Instructions: zoom on bedroom. The sticky thing is on the left, opacity 100% and white with the black text. Percentage for bedroom and only layer 2 items</w:t>
-      </w:r>
-      <w:r>
-        <w:rPr>
-          <w:rtl w:val="0"/>
-        </w:rPr>
-      </w:r>
-    </w:p>
-    <w:p>
-      <w:pPr>
-        <w:pageBreakBefore w:val="0"/>
-        <w:pBdr>
-          <w:top w:space="0" w:sz="0" w:val="nil"/>
-          <w:left w:space="0" w:sz="0" w:val="nil"/>
-          <w:bottom w:space="0" w:sz="0" w:val="nil"/>
-          <w:right w:space="0" w:sz="0" w:val="nil"/>
-          <w:between w:space="0" w:sz="0" w:val="nil"/>
-        </w:pBdr>
-        <w:shd w:fill="auto" w:val="clear"/>
-        <w:rPr/>
-      </w:pPr>
-      <w:r>
-        <w:rPr>
-          <w:rtl w:val="0"/>
-        </w:rPr>
-      </w:r>
-    </w:p>
-    <w:p>
-      <w:pPr>
-        <w:pageBreakBefore w:val="0"/>
-        <w:pBdr>
-          <w:top w:space="0" w:sz="0" w:val="nil"/>
-          <w:left w:space="0" w:sz="0" w:val="nil"/>
-          <w:bottom w:space="0" w:sz="0" w:val="nil"/>
-          <w:right w:space="0" w:sz="0" w:val="nil"/>
-          <w:between w:space="0" w:sz="0" w:val="nil"/>
-        </w:pBdr>
-        <w:shd w:fill="auto" w:val="clear"/>
-        <w:rPr/>
-      </w:pPr>
-      <w:r>
-        <w:rPr>
-          <w:rtl w:val="0"/>
-        </w:rPr>
-        <w:t xml:space="preserve">Przejdźmy do sypialni. Zaglądając do środka naszych c</w:t>
-      </w:r>
-      <w:commentRangeStart w:id="15"/>
-      <w:r>
-        <w:rPr>
-          <w:smallCaps w:val="0"/>
-          <w:rtl w:val="0"/>
-        </w:rPr>
-        <w:t xml:space="preserve">hińskich </w:t>
-      </w:r>
-      <w:r>
-        <w:rPr>
-          <w:rtl w:val="0"/>
-        </w:rPr>
-        <w:t xml:space="preserve">mebli </w:t>
-      </w:r>
-      <w:r>
-        <w:rPr>
-          <w:smallCaps w:val="0"/>
-          <w:rtl w:val="0"/>
-        </w:rPr>
-        <w:t xml:space="preserve">znajdziemy tam chińskie </w:t>
+        <w:t xml:space="preserve">Instructions: zoom on kitchen. The sticky thing is on the left, opacity 100% and white with the black text. Percentage for kitchen and only layer 2 items</w:t>
+      </w:r>
+    </w:p>
+    <w:p>
+      <w:pPr>
+        <w:pageBreakBefore w:val="0"/>
+        <w:pBdr>
+          <w:top w:space="0" w:sz="0" w:val="nil"/>
+          <w:left w:space="0" w:sz="0" w:val="nil"/>
+          <w:bottom w:space="0" w:sz="0" w:val="nil"/>
+          <w:right w:space="0" w:sz="0" w:val="nil"/>
+          <w:between w:space="0" w:sz="0" w:val="nil"/>
+        </w:pBdr>
+        <w:shd w:fill="auto" w:val="clear"/>
+        <w:rPr>
+          <w:highlight w:val="cyan"/>
+        </w:rPr>
+      </w:pPr>
+      <w:r>
+        <w:rPr>
+          <w:rtl w:val="0"/>
+        </w:rPr>
+      </w:r>
+    </w:p>
+    <w:p>
+      <w:pPr>
+        <w:pageBreakBefore w:val="0"/>
+        <w:pBdr>
+          <w:top w:space="0" w:sz="0" w:val="nil"/>
+          <w:left w:space="0" w:sz="0" w:val="nil"/>
+          <w:bottom w:space="0" w:sz="0" w:val="nil"/>
+          <w:right w:space="0" w:sz="0" w:val="nil"/>
+          <w:between w:space="0" w:sz="0" w:val="nil"/>
+        </w:pBdr>
+        <w:shd w:fill="auto" w:val="clear"/>
+        <w:rPr>
+          <w:smallCaps w:val="0"/>
+        </w:rPr>
+      </w:pPr>
+      <w:commentRangeStart w:id="14"/>
+      <w:r>
+        <w:rPr>
+          <w:smallCaps w:val="0"/>
+          <w:rtl w:val="0"/>
+        </w:rPr>
+        <w:t xml:space="preserve">Stoły w salonie, czy w jadalni - są przykryte zapewne </w:t>
       </w:r>
       <w:r>
         <w:rPr>
@@ -2589,30 +2552,64 @@
           <w:highlight w:val="yellow"/>
           <w:rtl w:val="0"/>
         </w:rPr>
-        <w:t xml:space="preserve">tekstylia domowe</w:t>
-      </w:r>
-      <w:r>
-        <w:rPr>
-          <w:rtl w:val="0"/>
-        </w:rPr>
-        <w:t xml:space="preserve">:</w:t>
-      </w:r>
-      <w:r>
-        <w:rPr>
-          <w:smallCaps w:val="0"/>
-          <w:rtl w:val="0"/>
-        </w:rPr>
-        <w:t xml:space="preserve"> ręczniki, prześcieradła, pościel, koce</w:t>
-      </w:r>
-      <w:commentRangeEnd w:id="15"/>
-      <w:r>
-        <w:commentReference w:id="15"/>
-      </w:r>
-      <w:r>
-        <w:rPr>
-          <w:rtl w:val="0"/>
-        </w:rPr>
-        <w:t xml:space="preserve">, to jedne z produktów o najwyższym procencie importu.</w:t>
+        <w:t xml:space="preserve">obrusami</w:t>
+      </w:r>
+      <w:r>
+        <w:rPr>
+          <w:smallCaps w:val="0"/>
+          <w:rtl w:val="0"/>
+        </w:rPr>
+        <w:t xml:space="preserve"> z Chin. Poza nimi z Państwa </w:t>
+      </w:r>
+      <w:r>
+        <w:rPr>
+          <w:rtl w:val="0"/>
+        </w:rPr>
+        <w:t xml:space="preserve">Ś</w:t>
+      </w:r>
+      <w:r>
+        <w:rPr>
+          <w:smallCaps w:val="0"/>
+          <w:rtl w:val="0"/>
+        </w:rPr>
+        <w:t xml:space="preserve">rodka importujemy także </w:t>
+      </w:r>
+      <w:r>
+        <w:rPr>
+          <w:smallCaps w:val="0"/>
+          <w:highlight w:val="yellow"/>
+          <w:rtl w:val="0"/>
+        </w:rPr>
+        <w:t xml:space="preserve">serwetki, bieżniki</w:t>
+      </w:r>
+      <w:r>
+        <w:rPr>
+          <w:smallCaps w:val="0"/>
+          <w:rtl w:val="0"/>
+        </w:rPr>
+        <w:t xml:space="preserve"> na stół</w:t>
+      </w:r>
+      <w:r>
+        <w:rPr>
+          <w:rtl w:val="0"/>
+        </w:rPr>
+        <w:t xml:space="preserve"> i temu podobne produkty</w:t>
+      </w:r>
+      <w:r>
+        <w:rPr>
+          <w:smallCaps w:val="0"/>
+          <w:rtl w:val="0"/>
+        </w:rPr>
+        <w:t xml:space="preserve">. </w:t>
+      </w:r>
+      <w:commentRangeEnd w:id="14"/>
+      <w:r>
+        <w:commentReference w:id="14"/>
+      </w:r>
+      <w:r>
+        <w:rPr>
+          <w:rtl w:val="0"/>
+        </w:rPr>
       </w:r>
     </w:p>
     <w:p>
@@ -2646,315 +2643,480 @@
           <w:highlight w:val="green"/>
           <w:rtl w:val="0"/>
         </w:rPr>
-        <w:t xml:space="preserve">Instructions: the whole viewport becomes half transparent white and the text appears in the middle the width of a normal article column</w:t>
-      </w:r>
-      <w:r>
-        <w:rPr>
-          <w:rtl w:val="0"/>
-        </w:rPr>
-      </w:r>
-    </w:p>
-    <w:p>
-      <w:pPr>
-        <w:pageBreakBefore w:val="0"/>
-        <w:pBdr>
-          <w:top w:space="0" w:sz="0" w:val="nil"/>
-          <w:left w:space="0" w:sz="0" w:val="nil"/>
-          <w:bottom w:space="0" w:sz="0" w:val="nil"/>
-          <w:right w:space="0" w:sz="0" w:val="nil"/>
-          <w:between w:space="0" w:sz="0" w:val="nil"/>
-        </w:pBdr>
-        <w:shd w:fill="auto" w:val="clear"/>
-        <w:rPr>
-          <w:smallCaps w:val="0"/>
-        </w:rPr>
-      </w:pPr>
-      <w:r>
-        <w:rPr>
-          <w:rtl w:val="0"/>
-        </w:rPr>
-      </w:r>
-    </w:p>
-    <w:p>
-      <w:pPr>
-        <w:pageBreakBefore w:val="0"/>
-        <w:pBdr>
-          <w:top w:space="0" w:sz="0" w:val="nil"/>
-          <w:left w:space="0" w:sz="0" w:val="nil"/>
-          <w:bottom w:space="0" w:sz="0" w:val="nil"/>
-          <w:right w:space="0" w:sz="0" w:val="nil"/>
-          <w:between w:space="0" w:sz="0" w:val="nil"/>
-        </w:pBdr>
-        <w:shd w:fill="auto" w:val="clear"/>
-        <w:rPr>
-          <w:smallCaps w:val="0"/>
-          <w:highlight w:val="cyan"/>
-        </w:rPr>
-      </w:pPr>
-      <w:r>
-        <w:rPr>
-          <w:smallCaps w:val="0"/>
-          <w:highlight w:val="cyan"/>
-          <w:rtl w:val="0"/>
-        </w:rPr>
-        <w:t xml:space="preserve">A jak jest z jakością chińskich mebli? </w:t>
-      </w:r>
-      <w:r>
-        <w:rPr>
-          <w:highlight w:val="cyan"/>
-          <w:rtl w:val="0"/>
-        </w:rPr>
-        <w:t xml:space="preserve">Tym razem użytkownicy zwracają uwagę, że zależy to nie tylko od ceny, ale</w:t>
-      </w:r>
-      <w:r>
-        <w:rPr>
-          <w:smallCaps w:val="0"/>
-          <w:highlight w:val="cyan"/>
-          <w:rtl w:val="0"/>
-        </w:rPr>
-        <w:t xml:space="preserve"> i odrobiny szczęścia. </w:t>
-      </w:r>
-      <w:r>
-        <w:rPr>
-          <w:highlight w:val="cyan"/>
-          <w:rtl w:val="0"/>
-        </w:rPr>
-        <w:t xml:space="preserve">Na</w:t>
-      </w:r>
-      <w:r>
-        <w:rPr>
-          <w:smallCaps w:val="0"/>
-          <w:highlight w:val="cyan"/>
-          <w:rtl w:val="0"/>
-        </w:rPr>
-        <w:t xml:space="preserve"> forum Reddit z Australii konsumenci omawiając chińskie meble kuchenne robione na zamówienie</w:t>
-      </w:r>
-      <w:r>
-        <w:rPr>
-          <w:highlight w:val="cyan"/>
-          <w:rtl w:val="0"/>
-        </w:rPr>
-        <w:t xml:space="preserve">,</w:t>
-      </w:r>
-      <w:r>
-        <w:rPr>
-          <w:smallCaps w:val="0"/>
-          <w:highlight w:val="cyan"/>
-          <w:rtl w:val="0"/>
-        </w:rPr>
-        <w:t xml:space="preserve"> informowali, że mogą pojawiać się problemy z serwisem w razie wad produktu.</w:t>
-      </w:r>
-    </w:p>
-    <w:p>
-      <w:pPr>
-        <w:pageBreakBefore w:val="0"/>
-        <w:pBdr>
-          <w:top w:space="0" w:sz="0" w:val="nil"/>
-          <w:left w:space="0" w:sz="0" w:val="nil"/>
-          <w:bottom w:space="0" w:sz="0" w:val="nil"/>
-          <w:right w:space="0" w:sz="0" w:val="nil"/>
-          <w:between w:space="0" w:sz="0" w:val="nil"/>
-        </w:pBdr>
-        <w:shd w:fill="auto" w:val="clear"/>
-        <w:rPr>
-          <w:smallCaps w:val="0"/>
-          <w:highlight w:val="cyan"/>
-        </w:rPr>
-      </w:pPr>
-      <w:r>
-        <w:rPr>
-          <w:smallCaps w:val="0"/>
-          <w:highlight w:val="cyan"/>
-          <w:rtl w:val="0"/>
-        </w:rPr>
-        <w:t xml:space="preserve">Użytkownik </w:t>
-      </w:r>
-      <w:r>
-        <w:rPr>
-          <w:smallCaps w:val="0"/>
-          <w:highlight w:val="cyan"/>
-          <w:rtl w:val="0"/>
-        </w:rPr>
-        <w:t xml:space="preserve">russellFIXA</w:t>
-      </w:r>
-      <w:r>
-        <w:rPr>
-          <w:smallCaps w:val="0"/>
-          <w:highlight w:val="cyan"/>
-          <w:rtl w:val="0"/>
-        </w:rPr>
-        <w:t xml:space="preserve">, który importował do Australii z Chin różne towary</w:t>
-      </w:r>
-      <w:r>
-        <w:rPr>
-          <w:highlight w:val="cyan"/>
-          <w:rtl w:val="0"/>
-        </w:rPr>
-        <w:t xml:space="preserve">,</w:t>
-      </w:r>
-      <w:r>
-        <w:rPr>
-          <w:smallCaps w:val="0"/>
-          <w:highlight w:val="cyan"/>
-          <w:rtl w:val="0"/>
-        </w:rPr>
-        <w:t xml:space="preserve"> ostrzegał: „</w:t>
-      </w:r>
-      <w:r>
-        <w:rPr>
-          <w:highlight w:val="cyan"/>
-          <w:rtl w:val="0"/>
-        </w:rPr>
-        <w:t xml:space="preserve">J</w:t>
-      </w:r>
-      <w:r>
-        <w:rPr>
-          <w:smallCaps w:val="0"/>
-          <w:highlight w:val="cyan"/>
-          <w:rtl w:val="0"/>
-        </w:rPr>
-        <w:t xml:space="preserve">eśli wystąpi wada, Chińczycy najpierw spróbują zwrócić ci pieniądze tylko za tę uszkodzoną część. A potem obciążą cię kosztami transportu, za odesłanie tej część do naprawy. (...) Nie lubią też robić pojedynczych, małych części, za które nie dostają zapłaty, więc czas oczekiwania na naprawę może być długi.”</w:t>
-      </w:r>
-    </w:p>
-    <w:p>
-      <w:pPr>
-        <w:pageBreakBefore w:val="0"/>
-        <w:pBdr>
-          <w:top w:space="0" w:sz="0" w:val="nil"/>
-          <w:left w:space="0" w:sz="0" w:val="nil"/>
-          <w:bottom w:space="0" w:sz="0" w:val="nil"/>
-          <w:right w:space="0" w:sz="0" w:val="nil"/>
-          <w:between w:space="0" w:sz="0" w:val="nil"/>
-        </w:pBdr>
-        <w:shd w:fill="auto" w:val="clear"/>
-        <w:rPr>
-          <w:smallCaps w:val="0"/>
-          <w:highlight w:val="cyan"/>
-        </w:rPr>
-      </w:pPr>
-      <w:r>
-        <w:rPr>
-          <w:highlight w:val="cyan"/>
-          <w:rtl w:val="0"/>
-        </w:rPr>
-        <w:t xml:space="preserve">Ponadto u</w:t>
-      </w:r>
-      <w:r>
-        <w:rPr>
-          <w:smallCaps w:val="0"/>
-          <w:highlight w:val="cyan"/>
-          <w:rtl w:val="0"/>
-        </w:rPr>
-        <w:t xml:space="preserve">żytkownik </w:t>
-      </w:r>
-      <w:r>
-        <w:rPr>
-          <w:smallCaps w:val="0"/>
-          <w:highlight w:val="cyan"/>
-          <w:rtl w:val="0"/>
-        </w:rPr>
-        <w:t xml:space="preserve">GruffCassquatch</w:t>
-      </w:r>
-      <w:r>
-        <w:rPr>
-          <w:highlight w:val="cyan"/>
-          <w:rtl w:val="0"/>
-        </w:rPr>
-        <w:t xml:space="preserve"> </w:t>
-      </w:r>
-      <w:r>
-        <w:rPr>
-          <w:smallCaps w:val="0"/>
-          <w:highlight w:val="cyan"/>
-          <w:rtl w:val="0"/>
-        </w:rPr>
-        <w:t xml:space="preserve">pracujący w firmie zajmującej się załatwianiem spraw celnych przy imporcie towarów z Chin ostrzegał, że meble kuchenne z </w:t>
-      </w:r>
-      <w:r>
-        <w:rPr>
-          <w:highlight w:val="cyan"/>
-          <w:rtl w:val="0"/>
-        </w:rPr>
-        <w:t xml:space="preserve">P</w:t>
-      </w:r>
-      <w:r>
-        <w:rPr>
-          <w:smallCaps w:val="0"/>
-          <w:highlight w:val="cyan"/>
-          <w:rtl w:val="0"/>
-        </w:rPr>
-        <w:t xml:space="preserve">aństwa </w:t>
-      </w:r>
-      <w:r>
-        <w:rPr>
-          <w:highlight w:val="cyan"/>
-          <w:rtl w:val="0"/>
-        </w:rPr>
-        <w:t xml:space="preserve">Ś</w:t>
-      </w:r>
-      <w:r>
-        <w:rPr>
-          <w:smallCaps w:val="0"/>
-          <w:highlight w:val="cyan"/>
-          <w:rtl w:val="0"/>
-        </w:rPr>
-        <w:t xml:space="preserve">rodka dość często przekraczają normy chemikaliów</w:t>
-      </w:r>
-      <w:r>
-        <w:rPr>
-          <w:highlight w:val="cyan"/>
-          <w:rtl w:val="0"/>
-        </w:rPr>
-        <w:t xml:space="preserve">, w tym </w:t>
-      </w:r>
-      <w:r>
-        <w:rPr>
-          <w:smallCaps w:val="0"/>
-          <w:highlight w:val="cyan"/>
-          <w:rtl w:val="0"/>
-        </w:rPr>
-        <w:t xml:space="preserve">trującego forlmaldechydu służącego do klejenia płyt meblowych, czy używanego do impregnacji drewna difluorku amonu. Jak twierdzi, w chińskich meblach kuchennych bywa wykorzystywany także rakotwórczy azbest.</w:t>
-      </w:r>
-    </w:p>
-    <w:p>
-      <w:pPr>
-        <w:pageBreakBefore w:val="0"/>
-        <w:pBdr>
-          <w:top w:space="0" w:sz="0" w:val="nil"/>
-          <w:left w:space="0" w:sz="0" w:val="nil"/>
-          <w:bottom w:space="0" w:sz="0" w:val="nil"/>
-          <w:right w:space="0" w:sz="0" w:val="nil"/>
-          <w:between w:space="0" w:sz="0" w:val="nil"/>
-        </w:pBdr>
-        <w:shd w:fill="auto" w:val="clear"/>
-        <w:rPr>
-          <w:highlight w:val="cyan"/>
-        </w:rPr>
-      </w:pPr>
-      <w:r>
-        <w:rPr>
-          <w:rtl w:val="0"/>
-        </w:rPr>
-      </w:r>
-    </w:p>
-    <w:p>
-      <w:pPr>
+        <w:t xml:space="preserve">Instructions: zoom on bedroom. The sticky thing is on the left, opacity 100% and white with the black text. Percentage for bedroom and only layer 2 items</w:t>
+      </w:r>
+      <w:r>
+        <w:rPr>
+          <w:rtl w:val="0"/>
+        </w:rPr>
+      </w:r>
+    </w:p>
+    <w:p>
+      <w:pPr>
+        <w:pageBreakBefore w:val="0"/>
+        <w:pBdr>
+          <w:top w:space="0" w:sz="0" w:val="nil"/>
+          <w:left w:space="0" w:sz="0" w:val="nil"/>
+          <w:bottom w:space="0" w:sz="0" w:val="nil"/>
+          <w:right w:space="0" w:sz="0" w:val="nil"/>
+          <w:between w:space="0" w:sz="0" w:val="nil"/>
+        </w:pBdr>
+        <w:shd w:fill="auto" w:val="clear"/>
+        <w:rPr/>
+      </w:pPr>
+      <w:r>
+        <w:rPr>
+          <w:rtl w:val="0"/>
+        </w:rPr>
+      </w:r>
+    </w:p>
+    <w:p>
+      <w:pPr>
+        <w:pageBreakBefore w:val="0"/>
+        <w:pBdr>
+          <w:top w:space="0" w:sz="0" w:val="nil"/>
+          <w:left w:space="0" w:sz="0" w:val="nil"/>
+          <w:bottom w:space="0" w:sz="0" w:val="nil"/>
+          <w:right w:space="0" w:sz="0" w:val="nil"/>
+          <w:between w:space="0" w:sz="0" w:val="nil"/>
+        </w:pBdr>
+        <w:shd w:fill="auto" w:val="clear"/>
+        <w:rPr/>
+      </w:pPr>
+      <w:r>
+        <w:rPr>
+          <w:rtl w:val="0"/>
+        </w:rPr>
+        <w:t xml:space="preserve">Przejdźmy do sypialni. Zaglądając do środka naszych c</w:t>
+      </w:r>
+      <w:commentRangeStart w:id="15"/>
+      <w:r>
+        <w:rPr>
+          <w:smallCaps w:val="0"/>
+          <w:rtl w:val="0"/>
+        </w:rPr>
+        <w:t xml:space="preserve">hińskich </w:t>
+      </w:r>
+      <w:r>
+        <w:rPr>
+          <w:rtl w:val="0"/>
+        </w:rPr>
+        <w:t xml:space="preserve">mebli </w:t>
+      </w:r>
+      <w:r>
+        <w:rPr>
+          <w:smallCaps w:val="0"/>
+          <w:rtl w:val="0"/>
+        </w:rPr>
+        <w:t xml:space="preserve">znajdziemy tam chińskie </w:t>
+      </w:r>
+      <w:r>
+        <w:rPr>
+          <w:smallCaps w:val="0"/>
+          <w:highlight w:val="yellow"/>
+          <w:rtl w:val="0"/>
+        </w:rPr>
+        <w:t xml:space="preserve">tekstylia domowe</w:t>
+      </w:r>
+      <w:r>
+        <w:rPr>
+          <w:rtl w:val="0"/>
+        </w:rPr>
+        <w:t xml:space="preserve">:</w:t>
+      </w:r>
+      <w:r>
+        <w:rPr>
+          <w:smallCaps w:val="0"/>
+          <w:rtl w:val="0"/>
+        </w:rPr>
+        <w:t xml:space="preserve"> ręczniki, prześcieradła, pościel, koce</w:t>
+      </w:r>
+      <w:commentRangeEnd w:id="15"/>
+      <w:r>
+        <w:commentReference w:id="15"/>
+      </w:r>
+      <w:r>
+        <w:rPr>
+          <w:rtl w:val="0"/>
+        </w:rPr>
+        <w:t xml:space="preserve">, to jedne z produktów o najwyższym procencie importu.</w:t>
+      </w:r>
+    </w:p>
+    <w:p>
+      <w:pPr>
+        <w:pageBreakBefore w:val="0"/>
+        <w:pBdr>
+          <w:top w:space="0" w:sz="0" w:val="nil"/>
+          <w:left w:space="0" w:sz="0" w:val="nil"/>
+          <w:bottom w:space="0" w:sz="0" w:val="nil"/>
+          <w:right w:space="0" w:sz="0" w:val="nil"/>
+          <w:between w:space="0" w:sz="0" w:val="nil"/>
+        </w:pBdr>
+        <w:shd w:fill="auto" w:val="clear"/>
+        <w:rPr/>
+      </w:pPr>
+      <w:r>
+        <w:rPr>
+          <w:rtl w:val="0"/>
+        </w:rPr>
+      </w:r>
+    </w:p>
+    <w:p>
+      <w:pPr>
+        <w:rPr/>
+      </w:pPr>
+      <w:r>
         <w:rPr>
           <w:rFonts w:ascii="Arial" w:cs="Arial" w:eastAsia="Arial" w:hAnsi="Arial"/>
           <w:sz w:val="28"/>
           <w:szCs w:val="28"/>
           <w:highlight w:val="green"/>
-        </w:rPr>
-      </w:pPr>
-      <w:r>
+          <w:rtl w:val="0"/>
+        </w:rPr>
+        <w:t xml:space="preserve">Instructions: the whole viewport becomes half transparent white and the text appears in the middle the width of a normal article column</w:t>
+      </w:r>
+      <w:r>
+        <w:rPr>
+          <w:rtl w:val="0"/>
+        </w:rPr>
+      </w:r>
+    </w:p>
+    <w:p>
+      <w:pPr>
+        <w:pageBreakBefore w:val="0"/>
+        <w:pBdr>
+          <w:top w:space="0" w:sz="0" w:val="nil"/>
+          <w:left w:space="0" w:sz="0" w:val="nil"/>
+          <w:bottom w:space="0" w:sz="0" w:val="nil"/>
+          <w:right w:space="0" w:sz="0" w:val="nil"/>
+          <w:between w:space="0" w:sz="0" w:val="nil"/>
+        </w:pBdr>
+        <w:shd w:fill="auto" w:val="clear"/>
+        <w:rPr>
+          <w:smallCaps w:val="0"/>
+        </w:rPr>
+      </w:pPr>
+      <w:r>
+        <w:rPr>
+          <w:rtl w:val="0"/>
+        </w:rPr>
+      </w:r>
+    </w:p>
+    <w:p>
+      <w:pPr>
+        <w:pageBreakBefore w:val="0"/>
+        <w:pBdr>
+          <w:top w:space="0" w:sz="0" w:val="nil"/>
+          <w:left w:space="0" w:sz="0" w:val="nil"/>
+          <w:bottom w:space="0" w:sz="0" w:val="nil"/>
+          <w:right w:space="0" w:sz="0" w:val="nil"/>
+          <w:between w:space="0" w:sz="0" w:val="nil"/>
+        </w:pBdr>
+        <w:shd w:fill="auto" w:val="clear"/>
+        <w:rPr>
+          <w:smallCaps w:val="0"/>
+          <w:highlight w:val="cyan"/>
+        </w:rPr>
+      </w:pPr>
+      <w:r>
+        <w:rPr>
+          <w:smallCaps w:val="0"/>
+          <w:highlight w:val="cyan"/>
+          <w:rtl w:val="0"/>
+        </w:rPr>
+        <w:t xml:space="preserve">A jak jest z jakością chińskich mebli? </w:t>
+      </w:r>
+      <w:r>
+        <w:rPr>
+          <w:highlight w:val="cyan"/>
+          <w:rtl w:val="0"/>
+        </w:rPr>
+        <w:t xml:space="preserve">Tym razem użytkownicy zwracają uwagę, że zależy to nie tylko od ceny, ale</w:t>
+      </w:r>
+      <w:r>
+        <w:rPr>
+          <w:smallCaps w:val="0"/>
+          <w:highlight w:val="cyan"/>
+          <w:rtl w:val="0"/>
+        </w:rPr>
+        <w:t xml:space="preserve"> i odrobiny szczęścia. </w:t>
+      </w:r>
+      <w:r>
+        <w:rPr>
+          <w:highlight w:val="cyan"/>
+          <w:rtl w:val="0"/>
+        </w:rPr>
+        <w:t xml:space="preserve">Na</w:t>
+      </w:r>
+      <w:r>
+        <w:rPr>
+          <w:smallCaps w:val="0"/>
+          <w:highlight w:val="cyan"/>
+          <w:rtl w:val="0"/>
+        </w:rPr>
+        <w:t xml:space="preserve"> forum Reddit z Australii konsumenci omawiając chińskie meble kuchenne robione na zamówienie</w:t>
+      </w:r>
+      <w:r>
+        <w:rPr>
+          <w:highlight w:val="cyan"/>
+          <w:rtl w:val="0"/>
+        </w:rPr>
+        <w:t xml:space="preserve">,</w:t>
+      </w:r>
+      <w:r>
+        <w:rPr>
+          <w:smallCaps w:val="0"/>
+          <w:highlight w:val="cyan"/>
+          <w:rtl w:val="0"/>
+        </w:rPr>
+        <w:t xml:space="preserve"> informowali, że mogą pojawiać się problemy z serwisem w razie wad produktu.</w:t>
+      </w:r>
+    </w:p>
+    <w:p>
+      <w:pPr>
+        <w:pageBreakBefore w:val="0"/>
+        <w:pBdr>
+          <w:top w:space="0" w:sz="0" w:val="nil"/>
+          <w:left w:space="0" w:sz="0" w:val="nil"/>
+          <w:bottom w:space="0" w:sz="0" w:val="nil"/>
+          <w:right w:space="0" w:sz="0" w:val="nil"/>
+          <w:between w:space="0" w:sz="0" w:val="nil"/>
+        </w:pBdr>
+        <w:shd w:fill="auto" w:val="clear"/>
+        <w:rPr>
+          <w:smallCaps w:val="0"/>
+          <w:highlight w:val="cyan"/>
+        </w:rPr>
+      </w:pPr>
+      <w:r>
+        <w:rPr>
+          <w:smallCaps w:val="0"/>
+          <w:highlight w:val="cyan"/>
+          <w:rtl w:val="0"/>
+        </w:rPr>
+        <w:t xml:space="preserve">Użytkownik </w:t>
+      </w:r>
+      <w:r>
+        <w:rPr>
+          <w:smallCaps w:val="0"/>
+          <w:highlight w:val="cyan"/>
+          <w:rtl w:val="0"/>
+        </w:rPr>
+        <w:t xml:space="preserve">russellFIXA</w:t>
+      </w:r>
+      <w:r>
+        <w:rPr>
+          <w:smallCaps w:val="0"/>
+          <w:highlight w:val="cyan"/>
+          <w:rtl w:val="0"/>
+        </w:rPr>
+        <w:t xml:space="preserve">, który importował do Australii z Chin różne towary</w:t>
+      </w:r>
+      <w:r>
+        <w:rPr>
+          <w:highlight w:val="cyan"/>
+          <w:rtl w:val="0"/>
+        </w:rPr>
+        <w:t xml:space="preserve">,</w:t>
+      </w:r>
+      <w:r>
+        <w:rPr>
+          <w:smallCaps w:val="0"/>
+          <w:highlight w:val="cyan"/>
+          <w:rtl w:val="0"/>
+        </w:rPr>
+        <w:t xml:space="preserve"> ostrzegał: „</w:t>
+      </w:r>
+      <w:r>
+        <w:rPr>
+          <w:highlight w:val="cyan"/>
+          <w:rtl w:val="0"/>
+        </w:rPr>
+        <w:t xml:space="preserve">J</w:t>
+      </w:r>
+      <w:r>
+        <w:rPr>
+          <w:smallCaps w:val="0"/>
+          <w:highlight w:val="cyan"/>
+          <w:rtl w:val="0"/>
+        </w:rPr>
+        <w:t xml:space="preserve">eśli wystąpi wada, Chińczycy najpierw spróbują zwrócić ci pieniądze tylko za tę uszkodzoną część. A potem obciążą cię kosztami transportu, za odesłanie tej część do naprawy. (...) Nie lubią też robić pojedynczych, małych części, za które nie dostają zapłaty, więc czas oczekiwania na naprawę może być długi.”</w:t>
+      </w:r>
+    </w:p>
+    <w:p>
+      <w:pPr>
+        <w:pageBreakBefore w:val="0"/>
+        <w:pBdr>
+          <w:top w:space="0" w:sz="0" w:val="nil"/>
+          <w:left w:space="0" w:sz="0" w:val="nil"/>
+          <w:bottom w:space="0" w:sz="0" w:val="nil"/>
+          <w:right w:space="0" w:sz="0" w:val="nil"/>
+          <w:between w:space="0" w:sz="0" w:val="nil"/>
+        </w:pBdr>
+        <w:shd w:fill="auto" w:val="clear"/>
+        <w:rPr>
+          <w:smallCaps w:val="0"/>
+          <w:highlight w:val="cyan"/>
+        </w:rPr>
+      </w:pPr>
+      <w:r>
+        <w:rPr>
+          <w:highlight w:val="cyan"/>
+          <w:rtl w:val="0"/>
+        </w:rPr>
+        <w:t xml:space="preserve">Ponadto u</w:t>
+      </w:r>
+      <w:r>
+        <w:rPr>
+          <w:smallCaps w:val="0"/>
+          <w:highlight w:val="cyan"/>
+          <w:rtl w:val="0"/>
+        </w:rPr>
+        <w:t xml:space="preserve">żytkownik </w:t>
+      </w:r>
+      <w:r>
+        <w:rPr>
+          <w:smallCaps w:val="0"/>
+          <w:highlight w:val="cyan"/>
+          <w:rtl w:val="0"/>
+        </w:rPr>
+        <w:t xml:space="preserve">GruffCassquatch</w:t>
+      </w:r>
+      <w:r>
+        <w:rPr>
+          <w:highlight w:val="cyan"/>
+          <w:rtl w:val="0"/>
+        </w:rPr>
+        <w:t xml:space="preserve"> </w:t>
+      </w:r>
+      <w:r>
+        <w:rPr>
+          <w:smallCaps w:val="0"/>
+          <w:highlight w:val="cyan"/>
+          <w:rtl w:val="0"/>
+        </w:rPr>
+        <w:t xml:space="preserve">pracujący w firmie zajmującej się załatwianiem spraw celnych przy imporcie towarów z Chin ostrzegał, że meble kuchenne z </w:t>
+      </w:r>
+      <w:r>
+        <w:rPr>
+          <w:highlight w:val="cyan"/>
+          <w:rtl w:val="0"/>
+        </w:rPr>
+        <w:t xml:space="preserve">P</w:t>
+      </w:r>
+      <w:r>
+        <w:rPr>
+          <w:smallCaps w:val="0"/>
+          <w:highlight w:val="cyan"/>
+          <w:rtl w:val="0"/>
+        </w:rPr>
+        <w:t xml:space="preserve">aństwa </w:t>
+      </w:r>
+      <w:r>
+        <w:rPr>
+          <w:highlight w:val="cyan"/>
+          <w:rtl w:val="0"/>
+        </w:rPr>
+        <w:t xml:space="preserve">Ś</w:t>
+      </w:r>
+      <w:r>
+        <w:rPr>
+          <w:smallCaps w:val="0"/>
+          <w:highlight w:val="cyan"/>
+          <w:rtl w:val="0"/>
+        </w:rPr>
+        <w:t xml:space="preserve">rodka dość często przekraczają normy chemikaliów</w:t>
+      </w:r>
+      <w:r>
+        <w:rPr>
+          <w:highlight w:val="cyan"/>
+          <w:rtl w:val="0"/>
+        </w:rPr>
+        <w:t xml:space="preserve">, w tym </w:t>
+      </w:r>
+      <w:r>
+        <w:rPr>
+          <w:smallCaps w:val="0"/>
+          <w:highlight w:val="cyan"/>
+          <w:rtl w:val="0"/>
+        </w:rPr>
+        <w:t xml:space="preserve">trującego forlmaldechydu służącego do klejenia płyt meblowych, czy używanego do impregnacji drewna difluorku amonu. Jak twierdzi, w chińskich meblach kuchennych bywa wykorzystywany także rakotwórczy azbest.</w:t>
+      </w:r>
+    </w:p>
+    <w:p>
+      <w:pPr>
+        <w:pageBreakBefore w:val="0"/>
+        <w:pBdr>
+          <w:top w:space="0" w:sz="0" w:val="nil"/>
+          <w:left w:space="0" w:sz="0" w:val="nil"/>
+          <w:bottom w:space="0" w:sz="0" w:val="nil"/>
+          <w:right w:space="0" w:sz="0" w:val="nil"/>
+          <w:between w:space="0" w:sz="0" w:val="nil"/>
+        </w:pBdr>
+        <w:shd w:fill="auto" w:val="clear"/>
+        <w:rPr>
+          <w:highlight w:val="cyan"/>
+        </w:rPr>
+      </w:pPr>
+      <w:r>
+        <w:rPr>
+          <w:rtl w:val="0"/>
+        </w:rPr>
+      </w:r>
+    </w:p>
+    <w:p>
+      <w:pPr>
         <w:rPr>
           <w:rFonts w:ascii="Arial" w:cs="Arial" w:eastAsia="Arial" w:hAnsi="Arial"/>
           <w:sz w:val="28"/>
           <w:szCs w:val="28"/>
           <w:highlight w:val="green"/>
+        </w:rPr>
+      </w:pPr>
+      <w:r>
+        <w:rPr>
+          <w:rFonts w:ascii="Arial" w:cs="Arial" w:eastAsia="Arial" w:hAnsi="Arial"/>
+          <w:sz w:val="28"/>
+          <w:szCs w:val="28"/>
+          <w:highlight w:val="green"/>
           <w:rtl w:val="0"/>
         </w:rPr>
         <w:t xml:space="preserve">Instructions: zoom out to the initial size of the house. the whole viewport becomes half transparent white and the text appears in the middle the width of a normal article column</w:t>
+      </w:r>
+    </w:p>
+    <w:p>
+      <w:pPr>
+        <w:rPr>
+          <w:rFonts w:ascii="Arial" w:cs="Arial" w:eastAsia="Arial" w:hAnsi="Arial"/>
+          <w:sz w:val="28"/>
+          <w:szCs w:val="28"/>
+          <w:highlight w:val="green"/>
+        </w:rPr>
+      </w:pPr>
+      <w:r>
+        <w:rPr>
+          <w:rtl w:val="0"/>
+        </w:rPr>
+      </w:r>
+    </w:p>
+    <w:p>
+      <w:pPr>
+        <w:rPr>
+          <w:rFonts w:ascii="Arial" w:cs="Arial" w:eastAsia="Arial" w:hAnsi="Arial"/>
+          <w:sz w:val="28"/>
+          <w:szCs w:val="28"/>
+          <w:shd w:fill="ff9900" w:val="clear"/>
+        </w:rPr>
+      </w:pPr>
+      <w:r>
+        <w:rPr>
+          <w:rFonts w:ascii="Arial" w:cs="Arial" w:eastAsia="Arial" w:hAnsi="Arial"/>
+          <w:sz w:val="28"/>
+          <w:szCs w:val="28"/>
+          <w:shd w:fill="ff9900" w:val="clear"/>
+          <w:rtl w:val="0"/>
+        </w:rPr>
+        <w:t xml:space="preserve">LAYER 3</w:t>
       </w:r>
     </w:p>
     <w:p>
@@ -3819,159 +3981,63 @@
           <w:highlight w:val="cyan"/>
           <w:rtl w:val="0"/>
         </w:rPr>
-        <w:t xml:space="preserve">Radosław Pyffel, analityk, ekspert do spraw Azji komentuje dla Onet: - Chiny jako kraj w którym tanio produkuje się słabszej jakości dobra, nie odchodzi do przeszłości. Jednak w planach pięcioletnich władze stawiają na rozwój technologiczny samochodów elektrycznych, AI, robotyki oraz samowystarczalność technologiczną i surowcowe. To oznacza, że wzrasta także jakość produkowanych przez nich towarów, zwłaszcza że zwracają się ku nowym rynkom tak zwanego globalnego południa, gdzie powstaje nowa klasa średnia, która będzie ich klientem - ocenia. Powodem pozycji Chin paradoksalnie jest chciwość koncernów zarówno amerykańskich jak i europejskich. - Jest takie chińskie przysłowie „dobry królik ma trzy nory”. Koncerny amerykańskie i europejskie w pogoni za zyskiem z marży z taniej produkcji praktycznie zrezygnowały z dywersyfikacji źródeł wytwarzania dóbr. Korporacje przez dekady kierowały się wyłącznie kwestią zysku tu i teraz. Nie budowano kolejnych nor - odwołując się do chińskiego przysłowia. W efekcie Chiny mają na pewne sprawy monopol lub prawie monopol. Teraz, żeby nadrobić stracony czas, koncerny będą potrzebowały minimum 15 lat na rozwój nowych fabryk i technologii do nich, a w tym czasie chińczycy będą parli do przodu - dodaje Pyffel.</w:t>
-      </w:r>
-    </w:p>
-    <w:p>
-      <w:pPr>
-        <w:pageBreakBefore w:val="0"/>
-        <w:pBdr>
-          <w:top w:space="0" w:sz="0" w:val="nil"/>
-          <w:left w:space="0" w:sz="0" w:val="nil"/>
-          <w:bottom w:space="0" w:sz="0" w:val="nil"/>
-          <w:right w:space="0" w:sz="0" w:val="nil"/>
-          <w:between w:space="0" w:sz="0" w:val="nil"/>
-        </w:pBdr>
-        <w:shd w:fill="auto" w:val="clear"/>
-        <w:rPr>
-          <w:smallCaps w:val="0"/>
-          <w:highlight w:val="cyan"/>
-        </w:rPr>
-      </w:pPr>
-      <w:r>
-        <w:rPr>
-          <w:highlight w:val="cyan"/>
-          <w:rtl w:val="0"/>
-        </w:rPr>
-        <w:t xml:space="preserve">Zapytany przez Onet ekspert zwraca uwagę, że proces ulepszania jakości produktów, przez który przechodzą Chiny już się w światowej gospodarce wydarzył: </w:t>
-      </w:r>
-      <w:r>
-        <w:rPr>
-          <w:smallCaps w:val="0"/>
-          <w:highlight w:val="cyan"/>
-          <w:rtl w:val="0"/>
-        </w:rPr>
-        <w:t xml:space="preserve">- Elektronika z </w:t>
-      </w:r>
-      <w:r>
-        <w:rPr>
-          <w:highlight w:val="cyan"/>
-          <w:rtl w:val="0"/>
-        </w:rPr>
-        <w:t xml:space="preserve">Japonii</w:t>
-      </w:r>
-      <w:r>
-        <w:rPr>
-          <w:smallCaps w:val="0"/>
-          <w:highlight w:val="cyan"/>
-          <w:rtl w:val="0"/>
-        </w:rPr>
-        <w:t xml:space="preserve"> - po II Wojnie Światowej, była synonimem słabej jakości. Potem Japończycy rozwinęli swój przemysł i wysuwali się na </w:t>
-      </w:r>
-      <w:r>
-        <w:rPr>
-          <w:highlight w:val="cyan"/>
-          <w:rtl w:val="0"/>
-        </w:rPr>
-        <w:t xml:space="preserve">pozycję</w:t>
-      </w:r>
-      <w:r>
-        <w:rPr>
-          <w:smallCaps w:val="0"/>
-          <w:highlight w:val="cyan"/>
-          <w:rtl w:val="0"/>
-        </w:rPr>
-        <w:t xml:space="preserve"> lidera. Ten proces zatrzymali </w:t>
-      </w:r>
-      <w:r>
-        <w:rPr>
-          <w:highlight w:val="cyan"/>
-          <w:rtl w:val="0"/>
-        </w:rPr>
-        <w:t xml:space="preserve">A</w:t>
-      </w:r>
-      <w:r>
-        <w:rPr>
-          <w:smallCaps w:val="0"/>
-          <w:highlight w:val="cyan"/>
-          <w:rtl w:val="0"/>
-        </w:rPr>
-        <w:t xml:space="preserve">merykanie. Chiny </w:t>
-      </w:r>
-      <w:r>
-        <w:rPr>
-          <w:highlight w:val="cyan"/>
-          <w:rtl w:val="0"/>
-        </w:rPr>
-        <w:t xml:space="preserve">idą dokładnie</w:t>
-      </w:r>
-      <w:r>
-        <w:rPr>
-          <w:smallCaps w:val="0"/>
-          <w:highlight w:val="cyan"/>
-          <w:rtl w:val="0"/>
-        </w:rPr>
-        <w:t xml:space="preserve"> tą samą drogą - od sprzętu słabej jakości do hi-tech. </w:t>
-      </w:r>
-      <w:r>
-        <w:rPr>
-          <w:highlight w:val="cyan"/>
-          <w:rtl w:val="0"/>
-        </w:rPr>
-        <w:t xml:space="preserve">Ale różnica polega na tym, że</w:t>
-      </w:r>
-      <w:r>
-        <w:rPr>
-          <w:smallCaps w:val="0"/>
-          <w:highlight w:val="cyan"/>
-          <w:rtl w:val="0"/>
-        </w:rPr>
-        <w:t xml:space="preserve"> nie dali </w:t>
-      </w:r>
-      <w:r>
-        <w:rPr>
-          <w:highlight w:val="cyan"/>
-          <w:rtl w:val="0"/>
-        </w:rPr>
-        <w:t xml:space="preserve">się</w:t>
-      </w:r>
-      <w:r>
-        <w:rPr>
-          <w:smallCaps w:val="0"/>
-          <w:highlight w:val="cyan"/>
-          <w:rtl w:val="0"/>
-        </w:rPr>
-        <w:t xml:space="preserve"> zatrzymać </w:t>
-      </w:r>
-      <w:r>
-        <w:rPr>
-          <w:highlight w:val="cyan"/>
-          <w:rtl w:val="0"/>
-        </w:rPr>
-        <w:t xml:space="preserve">A</w:t>
-      </w:r>
-      <w:r>
-        <w:rPr>
-          <w:smallCaps w:val="0"/>
-          <w:highlight w:val="cyan"/>
-          <w:rtl w:val="0"/>
-        </w:rPr>
-        <w:t xml:space="preserve">merykan</w:t>
-      </w:r>
-      <w:r>
-        <w:rPr>
-          <w:highlight w:val="cyan"/>
-          <w:rtl w:val="0"/>
-        </w:rPr>
-        <w:t xml:space="preserve">om</w:t>
-      </w:r>
-      <w:r>
-        <w:rPr>
-          <w:smallCaps w:val="0"/>
-          <w:highlight w:val="cyan"/>
-          <w:rtl w:val="0"/>
-        </w:rPr>
-        <w:t xml:space="preserve">. Rozwijają się dalej i wysuwają na światową czołówkę - ocenia Pyffel.</w:t>
+        <w:t xml:space="preserve">Radosław Pyffel, ekspert do spraw Azji i Chin komentuje dla Onet: - Chiny jako kraj w którym tanio produkuje nie odchodzi całkiem do przeszłości. Jednak już w poprzednich planach pięcioletnich władze postawiły na rozwój technologiczny, tworzenie samochodów elektrycznych, AI, robotyki oraz samowystarczalność technologiczną i surowcową. To oznacza, że wzrasta jakość produkowanych przez nich towarów, ich miejsce w łańcuchu dostaw również, zwłaszcza że zwracają się ku nowym rynkom tak zwanego globalnego południa, gdzie powstaje nowa klasa średnia, która będzie ich klientem - ocenia. Powód obecnej pozycji Chin paradoksalnie między innymi chciwość koncernów zarówno amerykańskich jak i europejskich. - Jest takie chińskie przysłowie „dobry królik ma trzy nory”. Koncerny amerykańskie i europejskie w pogoni za zyskiem z marży z taniej produkcji w pewnym momencie praktycznie zrezygnowały z dywersyfikacji źródeł wytwarzania dóbr. Korporacje przez dekady kierowały się wyłącznie kwestią zysku tu i teraz. Nie budowano kolejnych nor - odwołując się do chińskiego przysłowia. W efekcie Chiny mają w niektórych strategicznych sektorach monopol lub prawie monopol. Teraz, żeby nadrobić stracony czas, zachodnie gospodarki będą potrzebować ok. 15 lat na rozwój nowych fabryk, technologii, komponentów i surowców do nich, a w tym czasie Chińczycy będą parli do przodu - dodaje Pyffel.</w:t>
+      </w:r>
+    </w:p>
+    <w:p>
+      <w:pPr>
+        <w:rPr>
+          <w:highlight w:val="cyan"/>
+        </w:rPr>
+      </w:pPr>
+      <w:r>
+        <w:rPr>
+          <w:rtl w:val="0"/>
+        </w:rPr>
+      </w:r>
+    </w:p>
+    <w:p>
+      <w:pPr>
+        <w:pageBreakBefore w:val="0"/>
+        <w:pBdr>
+          <w:top w:space="0" w:sz="0" w:val="nil"/>
+          <w:left w:space="0" w:sz="0" w:val="nil"/>
+          <w:bottom w:space="0" w:sz="0" w:val="nil"/>
+          <w:right w:space="0" w:sz="0" w:val="nil"/>
+          <w:between w:space="0" w:sz="0" w:val="nil"/>
+        </w:pBdr>
+        <w:shd w:fill="auto" w:val="clear"/>
+        <w:rPr>
+          <w:highlight w:val="cyan"/>
+        </w:rPr>
+      </w:pPr>
+      <w:r>
+        <w:rPr>
+          <w:highlight w:val="cyan"/>
+          <w:rtl w:val="0"/>
+        </w:rPr>
+        <w:t xml:space="preserve">Zapytany przez Onet ekspert zwraca uwagę, że proces ulepszania jakości produktów, przez który przechodzą teraz Chiny już się w światowej gospodarce wydarzył: - Elektronika z Japonii - po II Wojnie Światowej, była synonimem słabej jakości. Potem Japończycy rozwinęli swój przemysł i wysuwali się na pozycję lidera. Ten proces zatrzymali Amerykanie. Chiny idą dokładnie tą samą drogą - od sprzętu słabej jakości do hi-tech. Ale różnica polega na tym, że nie dają się zatrzymać Amerykanom, mimo że takie próby były podejmowane. Rozwijają się dalej i wysuwają na światową czołówkę technologiczną - ocenia Pyffel.</w:t>
+      </w:r>
+    </w:p>
+    <w:p>
+      <w:pPr>
+        <w:pageBreakBefore w:val="0"/>
+        <w:pBdr>
+          <w:top w:space="0" w:sz="0" w:val="nil"/>
+          <w:left w:space="0" w:sz="0" w:val="nil"/>
+          <w:bottom w:space="0" w:sz="0" w:val="nil"/>
+          <w:right w:space="0" w:sz="0" w:val="nil"/>
+          <w:between w:space="0" w:sz="0" w:val="nil"/>
+        </w:pBdr>
+        <w:shd w:fill="auto" w:val="clear"/>
+        <w:rPr>
+          <w:highlight w:val="cyan"/>
+        </w:rPr>
+      </w:pPr>
+      <w:r>
+        <w:rPr>
+          <w:rtl w:val="0"/>
+        </w:rPr>
       </w:r>
     </w:p>
     <w:p>
